--- a/docs/anexo-normativo-rascunho-2.docx
+++ b/docs/anexo-normativo-rascunho-2.docx
@@ -3546,7 +3546,35 @@
       </w:r>
       <w:r>
         <w:rPr/>
-        <w:t xml:space="preserve"> do primeiro torneio zerado (seção 6.1). Esse descarte é contado por jogador, e não por acúmulo: uma vez usado, não volta a valer, nem quando a janela expira, nem quando o jogador perde o rating pelo piso (seção 7).</w:t>
+        <w:t xml:space="preserve"> do primeiro torneio zerado (seção 6.1): a janela vence o </w:t>
+      </w:r>
+      <w:r>
+        <w:rPr>
+          <w:rStyle w:val="Strong"/>
+        </w:rPr>
+        <w:t>acúmulo</w:t>
+      </w:r>
+      <w:r>
+        <w:rPr/>
+        <w:t>, não a condição de estreante. Quem volta depois de mais de 26 meses é calculado como quem já teve um torneio aceito, e um torneio zerado dali em diante conta normalmente.</w:t>
+      </w:r>
+    </w:p>
+    <w:p>
+      <w:pPr>
+        <w:pStyle w:val="BodyText"/>
+        <w:bidi w:val="0"/>
+        <w:jc w:val="left"/>
+        <w:rPr/>
+      </w:pPr>
+      <w:r>
+        <w:rPr>
+          <w:rStyle w:val="Strong"/>
+        </w:rPr>
+        <w:t>O piso é o caso oposto</w:t>
+      </w:r>
+      <w:r>
+        <w:rPr/>
+        <w:t>, por decisão da FEXERJ de 20/08/2026: quem perde o rating refaz o descarte junto com o rating (seções 6.1 e 7). As duas situações zeram o acúmulo pelo mesmo mecanismo, e só uma devolve a proteção.</w:t>
       </w:r>
     </w:p>
     <w:p>

--- a/docs/anexo-normativo-rascunho-2.docx
+++ b/docs/anexo-normativo-rascunho-2.docx
@@ -3410,11 +3410,11 @@
         <w:rPr>
           <w:rStyle w:val="Strong"/>
         </w:rPr>
-        <w:t>desligada quando o jogador perde o rating</w:t>
-      </w:r>
-      <w:r>
-        <w:rPr/>
-        <w:t xml:space="preserve"> e passa a refazê-lo (seção 7): quem recomeça do zero recomeça também com a proteção. O que não volta atrás é o indicador permanente de K=10, que o piso não devolve.</w:t>
+        <w:t>desligada sempre que o acúmulo recomeça do zero</w:t>
+      </w:r>
+      <w:r>
+        <w:rPr/>
+        <w:t>: quando o piso derruba o rating (seção 7) e quando a janela de 26 meses vence o acúmulo (seção 6.2). Quem recomeça do zero recomeça também com o descarte. O que não volta atrás, em nenhum dos dois casos, é o indicador permanente de K=10.</w:t>
       </w:r>
     </w:p>
     <w:p>
@@ -3542,21 +3542,17 @@
         <w:rPr>
           <w:rStyle w:val="Strong"/>
         </w:rPr>
-        <w:t>não devolve ao jogador o descarte</w:t>
-      </w:r>
-      <w:r>
-        <w:rPr/>
-        <w:t xml:space="preserve"> do primeiro torneio zerado (seção 6.1): a janela vence o </w:t>
-      </w:r>
-      <w:r>
-        <w:rPr>
-          <w:rStyle w:val="Strong"/>
-        </w:rPr>
-        <w:t>acúmulo</w:t>
-      </w:r>
-      <w:r>
-        <w:rPr/>
-        <w:t>, não a condição de estreante. Quem volta depois de mais de 26 meses é calculado como quem já teve um torneio aceito, e um torneio zerado dali em diante conta normalmente.</w:t>
+        <w:t>devolve ao jogador o descarte</w:t>
+      </w:r>
+      <w:r>
+        <w:rPr/>
+        <w:t xml:space="preserve"> do primeiro torneio zerado (seção 6.1). Quem volta depois de mais de 26 meses recomeça como estreante, e o primeiro torneio em que não pontuar contra adversário com rating é descartado, como em qualquer estreia. </w:t>
+      </w:r>
+      <w:r>
+        <w:rPr>
+          <w:rStyle w:val="Emphasis"/>
+        </w:rPr>
+        <w:t>Confirmado pela FEXERJ em 14/09/2026, sobre o caso de um jogador que volta com o acúmulo vencido e perde todas as partidas: "é a regra, descartado".</w:t>
       </w:r>
     </w:p>
     <w:p>
@@ -3567,14 +3563,8 @@
         <w:rPr/>
       </w:pPr>
       <w:r>
-        <w:rPr>
-          <w:rStyle w:val="Strong"/>
-        </w:rPr>
-        <w:t>O piso é o caso oposto</w:t>
-      </w:r>
-      <w:r>
-        <w:rPr/>
-        <w:t>, por decisão da FEXERJ de 20/08/2026: quem perde o rating refaz o descarte junto com o rating (seções 6.1 e 7). As duas situações zeram o acúmulo pelo mesmo mecanismo, e só uma devolve a proteção.</w:t>
+        <w:rPr/>
+        <w:t>É o mesmo tratamento do piso (seção 7), decidido em 20/08/2026. As duas situações zeram o acúmulo e as duas devolvem o descarte — o que muda entre elas é só o motivo pelo qual o acúmulo acabou. O que não volta atrás, em nenhuma das duas, é o indicador permanente de K=10.</w:t>
       </w:r>
     </w:p>
     <w:p>

--- a/docs/anexo-normativo-rascunho-2.docx
+++ b/docs/anexo-normativo-rascunho-2.docx
@@ -26,7 +26,7 @@
         <w:rPr>
           <w:rStyle w:val="Strong"/>
         </w:rPr>
-        <w:t>Rascunho 2 — 13/08/2026.</w:t>
+        <w:t>Rascunho 2 — 30/09/2026.</w:t>
       </w:r>
       <w:r>
         <w:rPr/>
